--- a/Report.docx
+++ b/Report.docx
@@ -603,16 +603,6 @@
         <w:lastRenderedPageBreak/>
         <w:t>We can’t commit the rar/zip file to blackboard so we upload it to github</w:t>
       </w:r>
-    </w:p>
-    <w:p>
-      <w:pPr>
-        <w:spacing w:after="200" w:line="240" w:lineRule="auto"/>
-        <w:rPr>
-          <w:rFonts w:ascii="Times New Roman" w:eastAsia="Times New Roman" w:hAnsi="Times New Roman" w:cs="Times New Roman"/>
-          <w:sz w:val="24"/>
-          <w:szCs w:val="24"/>
-        </w:rPr>
-      </w:pPr>
       <w:r>
         <w:rPr>
           <w:rFonts w:ascii="Arial" w:eastAsia="Times New Roman" w:hAnsi="Arial" w:cs="Arial"/>
@@ -622,85 +612,90 @@
           <w:sz w:val="32"/>
           <w:szCs w:val="32"/>
         </w:rPr>
-        <w:t>1. Introduction</w:t>
-      </w:r>
-    </w:p>
-    <w:p>
-      <w:pPr>
-        <w:spacing w:before="240" w:after="240" w:line="240" w:lineRule="auto"/>
-        <w:rPr>
-          <w:rFonts w:ascii="Times New Roman" w:eastAsia="Times New Roman" w:hAnsi="Times New Roman" w:cs="Times New Roman"/>
-          <w:sz w:val="24"/>
-          <w:szCs w:val="24"/>
-        </w:rPr>
-      </w:pPr>
-      <w:r>
-        <w:rPr>
-          <w:rFonts w:ascii="Arial" w:eastAsia="Times New Roman" w:hAnsi="Arial" w:cs="Arial"/>
-          <w:color w:val="000000"/>
-          <w:sz w:val="24"/>
-          <w:szCs w:val="24"/>
-        </w:rPr>
-        <w:t>This project focuses on building a complete data mining workflow, including data preprocessing, classification modeling, result improvement, and performance evaluation using 10-fold cross-validation. The primary goal is to understand how different machine learning algorithms behave on real-world data and how preprocessing techniques and advanced modeling strategies can improve prediction accuracy.</w:t>
-      </w:r>
-    </w:p>
-    <w:p>
-      <w:pPr>
-        <w:spacing w:before="240" w:after="240" w:line="240" w:lineRule="auto"/>
-        <w:rPr>
-          <w:rFonts w:ascii="Times New Roman" w:eastAsia="Times New Roman" w:hAnsi="Times New Roman" w:cs="Times New Roman"/>
-          <w:sz w:val="24"/>
-          <w:szCs w:val="24"/>
-        </w:rPr>
-      </w:pPr>
-      <w:r>
-        <w:rPr>
-          <w:rFonts w:ascii="Arial" w:eastAsia="Times New Roman" w:hAnsi="Arial" w:cs="Arial"/>
-          <w:color w:val="000000"/>
-          <w:sz w:val="24"/>
-          <w:szCs w:val="24"/>
-        </w:rPr>
-        <w:t xml:space="preserve">In this assignment, we work with the </w:t>
-      </w:r>
-      <w:r>
+        <w:t>:</w:t>
+      </w:r>
+    </w:p>
+    <w:p>
+      <w:pPr>
+        <w:spacing w:after="200" w:line="240" w:lineRule="auto"/>
         <w:rPr>
           <w:rFonts w:ascii="Arial" w:eastAsia="Times New Roman" w:hAnsi="Arial" w:cs="Arial"/>
           <w:b/>
           <w:bCs/>
           <w:color w:val="000000"/>
-          <w:sz w:val="24"/>
-          <w:szCs w:val="24"/>
-        </w:rPr>
-        <w:t>Heart Disease Dataset</w:t>
-      </w:r>
-      <w:r>
-        <w:rPr>
-          <w:rFonts w:ascii="Arial" w:eastAsia="Times New Roman" w:hAnsi="Arial" w:cs="Arial"/>
-          <w:color w:val="000000"/>
-          <w:sz w:val="24"/>
-          <w:szCs w:val="24"/>
-        </w:rPr>
-        <w:t xml:space="preserve">, which contains </w:t>
-      </w:r>
+          <w:sz w:val="32"/>
+          <w:szCs w:val="32"/>
+        </w:rPr>
+      </w:pPr>
+      <w:hyperlink r:id="rId6" w:history="1">
+        <w:r>
+          <w:rPr>
+            <w:rStyle w:val="Hyperlink"/>
+            <w:rFonts w:ascii="Arial" w:eastAsia="Times New Roman" w:hAnsi="Arial" w:cs="Arial"/>
+            <w:sz w:val="32"/>
+            <w:szCs w:val="32"/>
+          </w:rPr>
+          <w:t>https://github.com/TranMinhKhoi19/Group_T_Project_DataMining</w:t>
+        </w:r>
+      </w:hyperlink>
+    </w:p>
+    <w:p>
+      <w:pPr>
+        <w:spacing w:after="200" w:line="240" w:lineRule="auto"/>
+        <w:rPr>
+          <w:rFonts w:ascii="Times New Roman" w:eastAsia="Times New Roman" w:hAnsi="Times New Roman" w:cs="Times New Roman"/>
+          <w:sz w:val="24"/>
+          <w:szCs w:val="24"/>
+        </w:rPr>
+      </w:pPr>
       <w:r>
         <w:rPr>
           <w:rFonts w:ascii="Arial" w:eastAsia="Times New Roman" w:hAnsi="Arial" w:cs="Arial"/>
           <w:b/>
           <w:bCs/>
           <w:color w:val="000000"/>
-          <w:sz w:val="24"/>
-          <w:szCs w:val="24"/>
-        </w:rPr>
-        <w:t>10,000 instances and 21 attributes</w:t>
-      </w:r>
-      <w:r>
-        <w:rPr>
-          <w:rFonts w:ascii="Arial" w:eastAsia="Times New Roman" w:hAnsi="Arial" w:cs="Arial"/>
-          <w:color w:val="000000"/>
-          <w:sz w:val="24"/>
-          <w:szCs w:val="24"/>
-        </w:rPr>
-        <w:t xml:space="preserve"> describing demographic, lifestyle, and biomedical factors (age, blood pressure, cholesterol level, smoking habits,...). The objective is to predict the </w:t>
+          <w:sz w:val="32"/>
+          <w:szCs w:val="32"/>
+        </w:rPr>
+        <w:t>1. Introduction</w:t>
+      </w:r>
+    </w:p>
+    <w:p>
+      <w:pPr>
+        <w:spacing w:before="240" w:after="240" w:line="240" w:lineRule="auto"/>
+        <w:rPr>
+          <w:rFonts w:ascii="Times New Roman" w:eastAsia="Times New Roman" w:hAnsi="Times New Roman" w:cs="Times New Roman"/>
+          <w:sz w:val="24"/>
+          <w:szCs w:val="24"/>
+        </w:rPr>
+      </w:pPr>
+      <w:r>
+        <w:rPr>
+          <w:rFonts w:ascii="Arial" w:eastAsia="Times New Roman" w:hAnsi="Arial" w:cs="Arial"/>
+          <w:color w:val="000000"/>
+          <w:sz w:val="24"/>
+          <w:szCs w:val="24"/>
+        </w:rPr>
+        <w:t>This project focuses on building a complete data mining workflow, including data preprocessing, classification modeling, result improvement, and performance evaluation using 10-fold cross-validation. The primary goal is to understand how different machine learning algorithms behave on real-world data and how preprocessing techniques and advanced modeling strategies can improve prediction accuracy.</w:t>
+      </w:r>
+    </w:p>
+    <w:p>
+      <w:pPr>
+        <w:spacing w:before="240" w:after="240" w:line="240" w:lineRule="auto"/>
+        <w:rPr>
+          <w:rFonts w:ascii="Times New Roman" w:eastAsia="Times New Roman" w:hAnsi="Times New Roman" w:cs="Times New Roman"/>
+          <w:sz w:val="24"/>
+          <w:szCs w:val="24"/>
+        </w:rPr>
+      </w:pPr>
+      <w:r>
+        <w:rPr>
+          <w:rFonts w:ascii="Arial" w:eastAsia="Times New Roman" w:hAnsi="Arial" w:cs="Arial"/>
+          <w:color w:val="000000"/>
+          <w:sz w:val="24"/>
+          <w:szCs w:val="24"/>
+        </w:rPr>
+        <w:t xml:space="preserve">In this assignment, we work with the </w:t>
       </w:r>
       <w:r>
         <w:rPr>
@@ -711,54 +706,16 @@
           <w:sz w:val="24"/>
           <w:szCs w:val="24"/>
         </w:rPr>
-        <w:t>Heart Disease Status</w:t>
-      </w:r>
-      <w:r>
-        <w:rPr>
-          <w:rFonts w:ascii="Arial" w:eastAsia="Times New Roman" w:hAnsi="Arial" w:cs="Arial"/>
-          <w:color w:val="000000"/>
-          <w:sz w:val="24"/>
-          <w:szCs w:val="24"/>
-        </w:rPr>
-        <w:t xml:space="preserve"> (Yes/No) for each patient based on these attributes.</w:t>
-      </w:r>
-    </w:p>
-    <w:p>
-      <w:pPr>
-        <w:spacing w:before="240" w:after="240" w:line="240" w:lineRule="auto"/>
-        <w:rPr>
-          <w:rFonts w:ascii="Times New Roman" w:eastAsia="Times New Roman" w:hAnsi="Times New Roman" w:cs="Times New Roman"/>
-          <w:sz w:val="24"/>
-          <w:szCs w:val="24"/>
-        </w:rPr>
-      </w:pPr>
-      <w:r>
-        <w:rPr>
-          <w:rFonts w:ascii="Arial" w:eastAsia="Times New Roman" w:hAnsi="Arial" w:cs="Arial"/>
-          <w:color w:val="000000"/>
-          <w:sz w:val="24"/>
-          <w:szCs w:val="24"/>
-        </w:rPr>
-        <w:t>Data mining techniques play a critical role in healthcare analytics. By applying classification algorithms, we can uncover patterns that help detect disease risks earlier and more efficiently. Machine learning models such as Decision Trees, Random Forests, Boosting methods, and Support Vector Machines are widely used in this domain because they can handle high-dimensional data and provide interpretable or high-performance predictions.</w:t>
-      </w:r>
-    </w:p>
-    <w:p>
-      <w:pPr>
-        <w:spacing w:before="240" w:after="240" w:line="240" w:lineRule="auto"/>
-        <w:rPr>
-          <w:rFonts w:ascii="Times New Roman" w:eastAsia="Times New Roman" w:hAnsi="Times New Roman" w:cs="Times New Roman"/>
-          <w:sz w:val="24"/>
-          <w:szCs w:val="24"/>
-        </w:rPr>
-      </w:pPr>
-      <w:r>
-        <w:rPr>
-          <w:rFonts w:ascii="Arial" w:eastAsia="Times New Roman" w:hAnsi="Arial" w:cs="Arial"/>
-          <w:color w:val="000000"/>
-          <w:sz w:val="24"/>
-          <w:szCs w:val="24"/>
-        </w:rPr>
-        <w:t xml:space="preserve">In this project, we build and evaluate multiple classification models using the </w:t>
+        <w:t>Heart Disease Dataset</w:t>
+      </w:r>
+      <w:r>
+        <w:rPr>
+          <w:rFonts w:ascii="Arial" w:eastAsia="Times New Roman" w:hAnsi="Arial" w:cs="Arial"/>
+          <w:color w:val="000000"/>
+          <w:sz w:val="24"/>
+          <w:szCs w:val="24"/>
+        </w:rPr>
+        <w:t xml:space="preserve">, which contains </w:t>
       </w:r>
       <w:r>
         <w:rPr>
@@ -769,16 +726,16 @@
           <w:sz w:val="24"/>
           <w:szCs w:val="24"/>
         </w:rPr>
-        <w:t>Weka library</w:t>
-      </w:r>
-      <w:r>
-        <w:rPr>
-          <w:rFonts w:ascii="Arial" w:eastAsia="Times New Roman" w:hAnsi="Arial" w:cs="Arial"/>
-          <w:color w:val="000000"/>
-          <w:sz w:val="24"/>
-          <w:szCs w:val="24"/>
-        </w:rPr>
-        <w:t xml:space="preserve">, integrating them into custom Java programs. We also address challenges such as data imbalance and noisy features by applying advanced techniques like </w:t>
+        <w:t>10,000 instances and 21 attributes</w:t>
+      </w:r>
+      <w:r>
+        <w:rPr>
+          <w:rFonts w:ascii="Arial" w:eastAsia="Times New Roman" w:hAnsi="Arial" w:cs="Arial"/>
+          <w:color w:val="000000"/>
+          <w:sz w:val="24"/>
+          <w:szCs w:val="24"/>
+        </w:rPr>
+        <w:t xml:space="preserve"> describing demographic, lifestyle, and biomedical factors (age, blood pressure, cholesterol level, smoking habits,...). The objective is to predict the </w:t>
       </w:r>
       <w:r>
         <w:rPr>
@@ -789,16 +746,54 @@
           <w:sz w:val="24"/>
           <w:szCs w:val="24"/>
         </w:rPr>
-        <w:t>FilteredClassifier</w:t>
-      </w:r>
-      <w:r>
-        <w:rPr>
-          <w:rFonts w:ascii="Arial" w:eastAsia="Times New Roman" w:hAnsi="Arial" w:cs="Arial"/>
-          <w:color w:val="000000"/>
-          <w:sz w:val="24"/>
-          <w:szCs w:val="24"/>
-        </w:rPr>
-        <w:t xml:space="preserve">, </w:t>
+        <w:t>Heart Disease Status</w:t>
+      </w:r>
+      <w:r>
+        <w:rPr>
+          <w:rFonts w:ascii="Arial" w:eastAsia="Times New Roman" w:hAnsi="Arial" w:cs="Arial"/>
+          <w:color w:val="000000"/>
+          <w:sz w:val="24"/>
+          <w:szCs w:val="24"/>
+        </w:rPr>
+        <w:t xml:space="preserve"> (Yes/No) for each patient based on these attributes.</w:t>
+      </w:r>
+    </w:p>
+    <w:p>
+      <w:pPr>
+        <w:spacing w:before="240" w:after="240" w:line="240" w:lineRule="auto"/>
+        <w:rPr>
+          <w:rFonts w:ascii="Times New Roman" w:eastAsia="Times New Roman" w:hAnsi="Times New Roman" w:cs="Times New Roman"/>
+          <w:sz w:val="24"/>
+          <w:szCs w:val="24"/>
+        </w:rPr>
+      </w:pPr>
+      <w:r>
+        <w:rPr>
+          <w:rFonts w:ascii="Arial" w:eastAsia="Times New Roman" w:hAnsi="Arial" w:cs="Arial"/>
+          <w:color w:val="000000"/>
+          <w:sz w:val="24"/>
+          <w:szCs w:val="24"/>
+        </w:rPr>
+        <w:t>Data mining techniques play a critical role in healthcare analytics. By applying classification algorithms, we can uncover patterns that help detect disease risks earlier and more efficiently. Machine learning models such as Decision Trees, Random Forests, Boosting methods, and Support Vector Machines are widely used in this domain because they can handle high-dimensional data and provide interpretable or high-performance predictions.</w:t>
+      </w:r>
+    </w:p>
+    <w:p>
+      <w:pPr>
+        <w:spacing w:before="240" w:after="240" w:line="240" w:lineRule="auto"/>
+        <w:rPr>
+          <w:rFonts w:ascii="Times New Roman" w:eastAsia="Times New Roman" w:hAnsi="Times New Roman" w:cs="Times New Roman"/>
+          <w:sz w:val="24"/>
+          <w:szCs w:val="24"/>
+        </w:rPr>
+      </w:pPr>
+      <w:r>
+        <w:rPr>
+          <w:rFonts w:ascii="Arial" w:eastAsia="Times New Roman" w:hAnsi="Arial" w:cs="Arial"/>
+          <w:color w:val="000000"/>
+          <w:sz w:val="24"/>
+          <w:szCs w:val="24"/>
+        </w:rPr>
+        <w:t xml:space="preserve">In this project, we build and evaluate multiple classification models using the </w:t>
       </w:r>
       <w:r>
         <w:rPr>
@@ -809,16 +804,16 @@
           <w:sz w:val="24"/>
           <w:szCs w:val="24"/>
         </w:rPr>
-        <w:t>Resampling</w:t>
-      </w:r>
-      <w:r>
-        <w:rPr>
-          <w:rFonts w:ascii="Arial" w:eastAsia="Times New Roman" w:hAnsi="Arial" w:cs="Arial"/>
-          <w:color w:val="000000"/>
-          <w:sz w:val="24"/>
-          <w:szCs w:val="24"/>
-        </w:rPr>
-        <w:t xml:space="preserve">, and </w:t>
+        <w:t>Weka library</w:t>
+      </w:r>
+      <w:r>
+        <w:rPr>
+          <w:rFonts w:ascii="Arial" w:eastAsia="Times New Roman" w:hAnsi="Arial" w:cs="Arial"/>
+          <w:color w:val="000000"/>
+          <w:sz w:val="24"/>
+          <w:szCs w:val="24"/>
+        </w:rPr>
+        <w:t xml:space="preserve">, integrating them into custom Java programs. We also address challenges such as data imbalance and noisy features by applying advanced techniques like </w:t>
       </w:r>
       <w:r>
         <w:rPr>
@@ -829,33 +824,73 @@
           <w:sz w:val="24"/>
           <w:szCs w:val="24"/>
         </w:rPr>
-        <w:t>Cost-Sensitive Learning</w:t>
-      </w:r>
-      <w:r>
-        <w:rPr>
-          <w:rFonts w:ascii="Arial" w:eastAsia="Times New Roman" w:hAnsi="Arial" w:cs="Arial"/>
-          <w:color w:val="000000"/>
-          <w:sz w:val="24"/>
-          <w:szCs w:val="24"/>
-        </w:rPr>
-        <w:t>. These methods significantly influence the models’ ability to correctly identify minority classes, such as patients who actually have heart disease.</w:t>
-      </w:r>
-    </w:p>
-    <w:p>
-      <w:pPr>
-        <w:spacing w:before="240" w:after="240" w:line="240" w:lineRule="auto"/>
-        <w:rPr>
-          <w:rFonts w:ascii="Times New Roman" w:eastAsia="Times New Roman" w:hAnsi="Times New Roman" w:cs="Times New Roman"/>
-          <w:sz w:val="24"/>
-          <w:szCs w:val="24"/>
-        </w:rPr>
-      </w:pPr>
+        <w:t>FilteredClassifier</w:t>
+      </w:r>
+      <w:r>
+        <w:rPr>
+          <w:rFonts w:ascii="Arial" w:eastAsia="Times New Roman" w:hAnsi="Arial" w:cs="Arial"/>
+          <w:color w:val="000000"/>
+          <w:sz w:val="24"/>
+          <w:szCs w:val="24"/>
+        </w:rPr>
+        <w:t xml:space="preserve">, </w:t>
+      </w:r>
       <w:r>
         <w:rPr>
           <w:rFonts w:ascii="Arial" w:eastAsia="Times New Roman" w:hAnsi="Arial" w:cs="Arial"/>
           <w:b/>
           <w:bCs/>
           <w:color w:val="000000"/>
+          <w:sz w:val="24"/>
+          <w:szCs w:val="24"/>
+        </w:rPr>
+        <w:t>Resampling</w:t>
+      </w:r>
+      <w:r>
+        <w:rPr>
+          <w:rFonts w:ascii="Arial" w:eastAsia="Times New Roman" w:hAnsi="Arial" w:cs="Arial"/>
+          <w:color w:val="000000"/>
+          <w:sz w:val="24"/>
+          <w:szCs w:val="24"/>
+        </w:rPr>
+        <w:t xml:space="preserve">, and </w:t>
+      </w:r>
+      <w:r>
+        <w:rPr>
+          <w:rFonts w:ascii="Arial" w:eastAsia="Times New Roman" w:hAnsi="Arial" w:cs="Arial"/>
+          <w:b/>
+          <w:bCs/>
+          <w:color w:val="000000"/>
+          <w:sz w:val="24"/>
+          <w:szCs w:val="24"/>
+        </w:rPr>
+        <w:t>Cost-Sensitive Learning</w:t>
+      </w:r>
+      <w:r>
+        <w:rPr>
+          <w:rFonts w:ascii="Arial" w:eastAsia="Times New Roman" w:hAnsi="Arial" w:cs="Arial"/>
+          <w:color w:val="000000"/>
+          <w:sz w:val="24"/>
+          <w:szCs w:val="24"/>
+        </w:rPr>
+        <w:t>. These methods significantly influence the models’ ability to correctly identify minority classes, such as patients who actually have heart disease.</w:t>
+      </w:r>
+    </w:p>
+    <w:p>
+      <w:pPr>
+        <w:spacing w:before="240" w:after="240" w:line="240" w:lineRule="auto"/>
+        <w:rPr>
+          <w:rFonts w:ascii="Times New Roman" w:eastAsia="Times New Roman" w:hAnsi="Times New Roman" w:cs="Times New Roman"/>
+          <w:sz w:val="24"/>
+          <w:szCs w:val="24"/>
+        </w:rPr>
+      </w:pPr>
+      <w:r>
+        <w:rPr>
+          <w:rFonts w:ascii="Arial" w:eastAsia="Times New Roman" w:hAnsi="Arial" w:cs="Arial"/>
+          <w:b/>
+          <w:bCs/>
+          <w:color w:val="000000"/>
           <w:sz w:val="32"/>
           <w:szCs w:val="32"/>
         </w:rPr>
@@ -937,6 +972,7 @@
           <w:sz w:val="24"/>
           <w:szCs w:val="24"/>
         </w:rPr>
+        <w:lastRenderedPageBreak/>
         <w:t>To ensure data quality and improve model performance, several preprocessing steps were performed using Python (Pandas, NumPy, Matplotlib, Seaborn) before exporting the cleaned dataset for Weka-based modeling.</w:t>
       </w:r>
     </w:p>
@@ -960,7 +996,6 @@
           <w:sz w:val="28"/>
           <w:szCs w:val="28"/>
         </w:rPr>
-        <w:lastRenderedPageBreak/>
         <w:drawing>
           <wp:inline distT="0" distB="0" distL="0" distR="0" wp14:anchorId="1D2D9BC2" wp14:editId="5838BE6D">
             <wp:extent cx="5334000" cy="361950"/>
@@ -979,7 +1014,7 @@
                     </pic:cNvPicPr>
                   </pic:nvPicPr>
                   <pic:blipFill>
-                    <a:blip r:embed="rId6">
+                    <a:blip r:embed="rId7">
                       <a:extLst>
                         <a:ext uri="{28A0092B-C50C-407E-A947-70E740481C1C}">
                           <a14:useLocalDpi xmlns:a14="http://schemas.microsoft.com/office/drawing/2010/main" val="0"/>
@@ -1098,7 +1133,7 @@
                     </pic:cNvPicPr>
                   </pic:nvPicPr>
                   <pic:blipFill>
-                    <a:blip r:embed="rId7">
+                    <a:blip r:embed="rId8">
                       <a:extLst>
                         <a:ext uri="{28A0092B-C50C-407E-A947-70E740481C1C}">
                           <a14:useLocalDpi xmlns:a14="http://schemas.microsoft.com/office/drawing/2010/main" val="0"/>
@@ -1273,6 +1308,7 @@
           <w:sz w:val="24"/>
           <w:szCs w:val="24"/>
         </w:rPr>
+        <w:lastRenderedPageBreak/>
         <w:t>After imputation:</w:t>
       </w:r>
     </w:p>
@@ -1321,7 +1357,6 @@
           <w:sz w:val="24"/>
           <w:szCs w:val="24"/>
         </w:rPr>
-        <w:lastRenderedPageBreak/>
         <w:t xml:space="preserve">The dataset remained at </w:t>
       </w:r>
       <w:r>
@@ -1430,7 +1465,7 @@
                     </pic:cNvPicPr>
                   </pic:nvPicPr>
                   <pic:blipFill>
-                    <a:blip r:embed="rId8">
+                    <a:blip r:embed="rId9">
                       <a:extLst>
                         <a:ext uri="{28A0092B-C50C-407E-A947-70E740481C1C}">
                           <a14:useLocalDpi xmlns:a14="http://schemas.microsoft.com/office/drawing/2010/main" val="0"/>
@@ -1580,6 +1615,7 @@
           <w:sz w:val="24"/>
           <w:szCs w:val="24"/>
         </w:rPr>
+        <w:lastRenderedPageBreak/>
         <w:t xml:space="preserve">The </w:t>
       </w:r>
       <w:r>
@@ -1625,7 +1661,6 @@
           <w:sz w:val="24"/>
           <w:szCs w:val="24"/>
         </w:rPr>
-        <w:lastRenderedPageBreak/>
         <w:t>Yes → 1</w:t>
       </w:r>
     </w:p>
@@ -1774,7 +1809,7 @@
                     </pic:cNvPicPr>
                   </pic:nvPicPr>
                   <pic:blipFill>
-                    <a:blip r:embed="rId9">
+                    <a:blip r:embed="rId10">
                       <a:extLst>
                         <a:ext uri="{28A0092B-C50C-407E-A947-70E740481C1C}">
                           <a14:useLocalDpi xmlns:a14="http://schemas.microsoft.com/office/drawing/2010/main" val="0"/>
@@ -1935,6 +1970,7 @@
           <w:sz w:val="24"/>
           <w:szCs w:val="24"/>
         </w:rPr>
+        <w:lastRenderedPageBreak/>
         <w:t>Used to observe the distribution of continuous attributes such as Age, BMI, Cholesterol Level, and Sleep Hours.</w:t>
       </w:r>
     </w:p>
@@ -1958,7 +1994,6 @@
           <w:sz w:val="28"/>
           <w:szCs w:val="28"/>
         </w:rPr>
-        <w:lastRenderedPageBreak/>
         <w:drawing>
           <wp:inline distT="0" distB="0" distL="0" distR="0" wp14:anchorId="42579C83" wp14:editId="06BA0697">
             <wp:extent cx="5019675" cy="6019800"/>
@@ -1977,7 +2012,7 @@
                     </pic:cNvPicPr>
                   </pic:nvPicPr>
                   <pic:blipFill>
-                    <a:blip r:embed="rId10">
+                    <a:blip r:embed="rId11">
                       <a:extLst>
                         <a:ext uri="{28A0092B-C50C-407E-A947-70E740481C1C}">
                           <a14:useLocalDpi xmlns:a14="http://schemas.microsoft.com/office/drawing/2010/main" val="0"/>
@@ -2134,6 +2169,7 @@
           <w:sz w:val="24"/>
           <w:szCs w:val="24"/>
         </w:rPr>
+        <w:lastRenderedPageBreak/>
         <w:t>Smoking Behavior</w:t>
       </w:r>
     </w:p>
@@ -2207,7 +2243,6 @@
           <w:sz w:val="28"/>
           <w:szCs w:val="28"/>
         </w:rPr>
-        <w:lastRenderedPageBreak/>
         <w:drawing>
           <wp:inline distT="0" distB="0" distL="0" distR="0" wp14:anchorId="361C3691" wp14:editId="30CC7809">
             <wp:extent cx="2886075" cy="3200400"/>
@@ -2226,7 +2261,7 @@
                     </pic:cNvPicPr>
                   </pic:nvPicPr>
                   <pic:blipFill>
-                    <a:blip r:embed="rId11">
+                    <a:blip r:embed="rId12">
                       <a:extLst>
                         <a:ext uri="{28A0092B-C50C-407E-A947-70E740481C1C}">
                           <a14:useLocalDpi xmlns:a14="http://schemas.microsoft.com/office/drawing/2010/main" val="0"/>
@@ -2799,6 +2834,7 @@
           <w:sz w:val="28"/>
           <w:szCs w:val="28"/>
         </w:rPr>
+        <w:lastRenderedPageBreak/>
         <w:t>2.7 Exporting the Pre-processed Dataset</w:t>
       </w:r>
     </w:p>
@@ -2818,7 +2854,6 @@
           <w:sz w:val="24"/>
           <w:szCs w:val="24"/>
         </w:rPr>
-        <w:lastRenderedPageBreak/>
         <w:t>After completing all cleaning and transformation steps, the dataset was exported in two formats for downstream use:</w:t>
       </w:r>
     </w:p>
@@ -3276,17 +3311,8 @@
           <w:sz w:val="24"/>
           <w:szCs w:val="24"/>
         </w:rPr>
-        <w:t xml:space="preserve">The combination of tree-based models, probabilistic modeling, ensemble methods, and linear classifiers ensures a comprehensive baseline evaluation. These models are also well-supported in Weka and straightforward to integrate </w:t>
-      </w:r>
-      <w:r>
-        <w:rPr>
-          <w:rFonts w:ascii="Arial" w:eastAsia="Times New Roman" w:hAnsi="Arial" w:cs="Arial"/>
-          <w:color w:val="000000"/>
-          <w:sz w:val="24"/>
-          <w:szCs w:val="24"/>
-        </w:rPr>
         <w:lastRenderedPageBreak/>
-        <w:t>into a Java workflow, making them suitable for baseline experimentation before more advanced techniques are applied in later steps</w:t>
+        <w:t>The combination of tree-based models, probabilistic modeling, ensemble methods, and linear classifiers ensures a comprehensive baseline evaluation. These models are also well-supported in Weka and straightforward to integrate into a Java workflow, making them suitable for baseline experimentation before more advanced techniques are applied in later steps</w:t>
       </w:r>
     </w:p>
     <w:p>
@@ -3440,7 +3466,7 @@
                     </pic:cNvPicPr>
                   </pic:nvPicPr>
                   <pic:blipFill>
-                    <a:blip r:embed="rId12">
+                    <a:blip r:embed="rId13">
                       <a:extLst>
                         <a:ext uri="{28A0092B-C50C-407E-A947-70E740481C1C}">
                           <a14:useLocalDpi xmlns:a14="http://schemas.microsoft.com/office/drawing/2010/main" val="0"/>
@@ -3615,6 +3641,7 @@
           <w:sz w:val="24"/>
           <w:szCs w:val="24"/>
         </w:rPr>
+        <w:lastRenderedPageBreak/>
         <w:t>The implementation of the classification models was carried out in Java using the Weka 3.8 library.</w:t>
       </w:r>
     </w:p>
@@ -3634,7 +3661,6 @@
           <w:sz w:val="24"/>
           <w:szCs w:val="24"/>
         </w:rPr>
-        <w:lastRenderedPageBreak/>
         <w:t xml:space="preserve">A custom program named </w:t>
       </w:r>
       <w:r>
@@ -5475,6 +5501,7 @@
           <w:sz w:val="21"/>
           <w:szCs w:val="21"/>
         </w:rPr>
+        <w:lastRenderedPageBreak/>
         <w:t>RandomForest</w:t>
       </w:r>
       <w:r>
@@ -5661,7 +5688,6 @@
           <w:sz w:val="21"/>
           <w:szCs w:val="21"/>
         </w:rPr>
-        <w:lastRenderedPageBreak/>
         <w:t>// 4) Logistic</w:t>
       </w:r>
     </w:p>
@@ -6859,7 +6885,7 @@
                     </pic:cNvPicPr>
                   </pic:nvPicPr>
                   <pic:blipFill>
-                    <a:blip r:embed="rId13">
+                    <a:blip r:embed="rId14">
                       <a:extLst>
                         <a:ext uri="{28A0092B-C50C-407E-A947-70E740481C1C}">
                           <a14:useLocalDpi xmlns:a14="http://schemas.microsoft.com/office/drawing/2010/main" val="0"/>
@@ -8722,7 +8748,7 @@
                     </pic:cNvPicPr>
                   </pic:nvPicPr>
                   <pic:blipFill>
-                    <a:blip r:embed="rId14">
+                    <a:blip r:embed="rId15">
                       <a:extLst>
                         <a:ext uri="{28A0092B-C50C-407E-A947-70E740481C1C}">
                           <a14:useLocalDpi xmlns:a14="http://schemas.microsoft.com/office/drawing/2010/main" val="0"/>
@@ -14576,7 +14602,7 @@
                     </pic:cNvPicPr>
                   </pic:nvPicPr>
                   <pic:blipFill>
-                    <a:blip r:embed="rId15">
+                    <a:blip r:embed="rId16">
                       <a:extLst>
                         <a:ext uri="{28A0092B-C50C-407E-A947-70E740481C1C}">
                           <a14:useLocalDpi xmlns:a14="http://schemas.microsoft.com/office/drawing/2010/main" val="0"/>
@@ -16497,7 +16523,7 @@
         </w:rPr>
         <w:t xml:space="preserve">Dataset: </w:t>
       </w:r>
-      <w:hyperlink r:id="rId16" w:history="1">
+      <w:hyperlink r:id="rId17" w:history="1">
         <w:r>
           <w:rPr>
             <w:rFonts w:ascii="Arial" w:eastAsia="Times New Roman" w:hAnsi="Arial" w:cs="Arial"/>
@@ -16537,7 +16563,7 @@
         </w:rPr>
         <w:t xml:space="preserve">Weka 3.8 Official Documentation: </w:t>
       </w:r>
-      <w:hyperlink r:id="rId17" w:history="1">
+      <w:hyperlink r:id="rId18" w:history="1">
         <w:r>
           <w:rPr>
             <w:rFonts w:ascii="Arial" w:eastAsia="Times New Roman" w:hAnsi="Arial" w:cs="Arial"/>
@@ -16577,7 +16603,7 @@
         </w:rPr>
         <w:t xml:space="preserve">Weka API JavaDoc: </w:t>
       </w:r>
-      <w:hyperlink r:id="rId18" w:history="1">
+      <w:hyperlink r:id="rId19" w:history="1">
         <w:r>
           <w:rPr>
             <w:rFonts w:ascii="Arial" w:eastAsia="Times New Roman" w:hAnsi="Arial" w:cs="Arial"/>
@@ -16617,7 +16643,7 @@
         </w:rPr>
         <w:t xml:space="preserve">Weka Tutorials and Guides Weka Wiki – Classifiers, Filters: </w:t>
       </w:r>
-      <w:hyperlink r:id="rId19" w:history="1">
+      <w:hyperlink r:id="rId20" w:history="1">
         <w:r>
           <w:rPr>
             <w:rFonts w:ascii="Arial" w:eastAsia="Times New Roman" w:hAnsi="Arial" w:cs="Arial"/>
@@ -16657,7 +16683,7 @@
         </w:rPr>
         <w:t xml:space="preserve">Oracle Java SE Documentation (JDK): </w:t>
       </w:r>
-      <w:hyperlink r:id="rId20" w:history="1">
+      <w:hyperlink r:id="rId21" w:history="1">
         <w:r>
           <w:rPr>
             <w:rFonts w:ascii="Arial" w:eastAsia="Times New Roman" w:hAnsi="Arial" w:cs="Arial"/>
@@ -16698,7 +16724,7 @@
         </w:rPr>
         <w:t xml:space="preserve">Visual Studio Code – Java Development Extensions. </w:t>
       </w:r>
-      <w:hyperlink r:id="rId21" w:history="1">
+      <w:hyperlink r:id="rId22" w:history="1">
         <w:r>
           <w:rPr>
             <w:rFonts w:ascii="Arial" w:eastAsia="Times New Roman" w:hAnsi="Arial" w:cs="Arial"/>
@@ -16768,7 +16794,7 @@
           <w:szCs w:val="24"/>
         </w:rPr>
       </w:pPr>
-      <w:hyperlink r:id="rId22" w:history="1">
+      <w:hyperlink r:id="rId23" w:history="1">
         <w:r>
           <w:rPr>
             <w:rFonts w:ascii="Arial" w:eastAsia="Times New Roman" w:hAnsi="Arial" w:cs="Arial"/>
@@ -16838,7 +16864,7 @@
           <w:szCs w:val="24"/>
         </w:rPr>
       </w:pPr>
-      <w:hyperlink r:id="rId23" w:history="1">
+      <w:hyperlink r:id="rId24" w:history="1">
         <w:r>
           <w:rPr>
             <w:rFonts w:ascii="Arial" w:eastAsia="Times New Roman" w:hAnsi="Arial" w:cs="Arial"/>
@@ -21621,7 +21647,6 @@
     <w:name w:val="Hyperlink"/>
     <w:basedOn w:val="DefaultParagraphFont"/>
     <w:uiPriority w:val="99"/>
-    <w:semiHidden/>
     <w:unhideWhenUsed/>
     <w:rsid w:val="000E7361"/>
     <w:rPr>
@@ -21639,6 +21664,18 @@
     <w:rPr>
       <w:color w:val="800080"/>
       <w:u w:val="single"/>
+    </w:rPr>
+  </w:style>
+  <w:style w:type="character" w:styleId="UnresolvedMention">
+    <w:name w:val="Unresolved Mention"/>
+    <w:basedOn w:val="DefaultParagraphFont"/>
+    <w:uiPriority w:val="99"/>
+    <w:semiHidden/>
+    <w:unhideWhenUsed/>
+    <w:rsid w:val="0067024C"/>
+    <w:rPr>
+      <w:color w:val="605E5C"/>
+      <w:shd w:val="clear" w:color="auto" w:fill="E1DFDD"/>
     </w:rPr>
   </w:style>
 </w:styles>
